--- a/downloads/teacher/05 Materials/Unit 05/Handouts/Handout 05.06 - Practice Cloth Guide.docx
+++ b/downloads/teacher/05 Materials/Unit 05/Handouts/Handout 05.06 - Practice Cloth Guide.docx
@@ -1962,28 +1962,46 @@
         </w:rPr>
         <w:t xml:space="preserve">Part 1, the three reasons not to cut a longer thread.</w:t>
       </w:r>
-      <w:r>
-        <w:t xml:space="preserve"> </w:t>
-      </w:r>
-      <w:r>
-        <w:t xml:space="preserve">1. A long thread tangles and knots on itself.</w:t>
-      </w:r>
-      <w:r>
-        <w:t xml:space="preserve"> </w:t>
-      </w:r>
-      <w:r>
-        <w:t xml:space="preserve">2. The thread wears out as it passes through the fabric over and over, so it frays and snaps near the end.</w:t>
-      </w:r>
-      <w:r>
-        <w:t xml:space="preserve"> </w:t>
-      </w:r>
-      <w:r>
-        <w:t xml:space="preserve">3. Your arm cannot pull the whole length through without standing up, which slows you down and pulls the fabric out of shape.</w:t>
-      </w:r>
-    </w:p>
-    <w:p>
-      <w:pPr>
-        <w:pStyle w:val="BodyText"/>
+    </w:p>
+    <w:p>
+      <w:pPr>
+        <w:numPr>
+          <w:ilvl w:val="0"/>
+          <w:numId w:val="1003"/>
+        </w:numPr>
+        <w:pStyle w:val="Compact"/>
+      </w:pPr>
+      <w:r>
+        <w:t xml:space="preserve">A long thread tangles and knots on itself.</w:t>
+      </w:r>
+    </w:p>
+    <w:p>
+      <w:pPr>
+        <w:numPr>
+          <w:ilvl w:val="0"/>
+          <w:numId w:val="1003"/>
+        </w:numPr>
+        <w:pStyle w:val="Compact"/>
+      </w:pPr>
+      <w:r>
+        <w:t xml:space="preserve">The thread wears out as it passes through the fabric over and over, so it frays and snaps near the end.</w:t>
+      </w:r>
+    </w:p>
+    <w:p>
+      <w:pPr>
+        <w:numPr>
+          <w:ilvl w:val="0"/>
+          <w:numId w:val="1003"/>
+        </w:numPr>
+        <w:pStyle w:val="Compact"/>
+      </w:pPr>
+      <w:r>
+        <w:t xml:space="preserve">Your arm cannot pull the whole length through without standing up, which slows you down and pulls the fabric out of shape.</w:t>
+      </w:r>
+    </w:p>
+    <w:p>
+      <w:pPr>
+        <w:pStyle w:val="FirstParagraph"/>
       </w:pPr>
       <w:r>
         <w:rPr>
@@ -1991,28 +2009,46 @@
         </w:rPr>
         <w:t xml:space="preserve">Part 3, what each level looks like.</w:t>
       </w:r>
-      <w:r>
-        <w:t xml:space="preserve"> </w:t>
-      </w:r>
-      <w:r>
-        <w:t xml:space="preserve">- Even stitch length, 3: ten stitches in a row that a student could not sort into long and short by looking.</w:t>
-      </w:r>
-      <w:r>
-        <w:t xml:space="preserve"> </w:t>
-      </w:r>
-      <w:r>
-        <w:t xml:space="preserve">- On the line, 3: the stitches hit the printed dots for the full six inches.</w:t>
-      </w:r>
-      <w:r>
-        <w:t xml:space="preserve"> </w:t>
-      </w:r>
-      <w:r>
-        <w:t xml:space="preserve">- No puckering, 3: the cloth lies flat on the table with no gathers when the hand comes off it.</w:t>
-      </w:r>
-    </w:p>
-    <w:p>
-      <w:pPr>
-        <w:pStyle w:val="BodyText"/>
+    </w:p>
+    <w:p>
+      <w:pPr>
+        <w:numPr>
+          <w:ilvl w:val="0"/>
+          <w:numId w:val="1004"/>
+        </w:numPr>
+        <w:pStyle w:val="Compact"/>
+      </w:pPr>
+      <w:r>
+        <w:t xml:space="preserve">Even stitch length, 3: ten stitches in a row that a student could not sort into long and short by looking.</w:t>
+      </w:r>
+    </w:p>
+    <w:p>
+      <w:pPr>
+        <w:numPr>
+          <w:ilvl w:val="0"/>
+          <w:numId w:val="1004"/>
+        </w:numPr>
+        <w:pStyle w:val="Compact"/>
+      </w:pPr>
+      <w:r>
+        <w:t xml:space="preserve">On the line, 3: the stitches hit the printed dots for the full six inches.</w:t>
+      </w:r>
+    </w:p>
+    <w:p>
+      <w:pPr>
+        <w:numPr>
+          <w:ilvl w:val="0"/>
+          <w:numId w:val="1004"/>
+        </w:numPr>
+        <w:pStyle w:val="Compact"/>
+      </w:pPr>
+      <w:r>
+        <w:t xml:space="preserve">No puckering, 3: the cloth lies flat on the table with no gathers when the hand comes off it.</w:t>
+      </w:r>
+    </w:p>
+    <w:p>
+      <w:pPr>
+        <w:pStyle w:val="FirstParagraph"/>
       </w:pPr>
       <w:r>
         <w:rPr>
@@ -2346,6 +2382,109 @@
       <w:start w:val="1"/>
       <w:numFmt w:val="decimal"/>
       <w:lvlText w:val="%9."/>
+      <w:lvlJc w:val="left"/>
+      <w:pPr>
+        <w:tabs>
+          <w:tab w:val="num" w:pos="5760"/>
+        </w:tabs>
+        <w:ind w:left="6240" w:hanging="480"/>
+      </w:pPr>
+    </w:lvl>
+  </w:abstractNum>
+  <w:abstractNum w:abstractNumId="991">
+    <w:nsid w:val="71315dca"/>
+    <w:multiLevelType w:val="multilevel"/>
+    <w:lvl w:ilvl="0">
+      <w:numFmt w:val="bullet"/>
+      <w:lvlText w:val="•"/>
+      <w:lvlJc w:val="left"/>
+      <w:pPr>
+        <w:tabs>
+          <w:tab w:val="num" w:pos="0"/>
+        </w:tabs>
+        <w:ind w:left="480" w:hanging="480"/>
+      </w:pPr>
+    </w:lvl>
+    <w:lvl w:ilvl="1">
+      <w:numFmt w:val="bullet"/>
+      <w:lvlText w:val="–"/>
+      <w:lvlJc w:val="left"/>
+      <w:pPr>
+        <w:tabs>
+          <w:tab w:val="num" w:pos="720"/>
+        </w:tabs>
+        <w:ind w:left="1200" w:hanging="480"/>
+      </w:pPr>
+    </w:lvl>
+    <w:lvl w:ilvl="2">
+      <w:numFmt w:val="bullet"/>
+      <w:lvlText w:val="•"/>
+      <w:lvlJc w:val="left"/>
+      <w:pPr>
+        <w:tabs>
+          <w:tab w:val="num" w:pos="1440"/>
+        </w:tabs>
+        <w:ind w:left="1920" w:hanging="480"/>
+      </w:pPr>
+    </w:lvl>
+    <w:lvl w:ilvl="3">
+      <w:numFmt w:val="bullet"/>
+      <w:lvlText w:val="–"/>
+      <w:lvlJc w:val="left"/>
+      <w:pPr>
+        <w:tabs>
+          <w:tab w:val="num" w:pos="2160"/>
+        </w:tabs>
+        <w:ind w:left="2640" w:hanging="480"/>
+      </w:pPr>
+    </w:lvl>
+    <w:lvl w:ilvl="4">
+      <w:numFmt w:val="bullet"/>
+      <w:lvlText w:val="•"/>
+      <w:lvlJc w:val="left"/>
+      <w:pPr>
+        <w:tabs>
+          <w:tab w:val="num" w:pos="2880"/>
+        </w:tabs>
+        <w:ind w:left="3360" w:hanging="480"/>
+      </w:pPr>
+    </w:lvl>
+    <w:lvl w:ilvl="5">
+      <w:numFmt w:val="bullet"/>
+      <w:lvlText w:val="–"/>
+      <w:lvlJc w:val="left"/>
+      <w:pPr>
+        <w:tabs>
+          <w:tab w:val="num" w:pos="3600"/>
+        </w:tabs>
+        <w:ind w:left="4080" w:hanging="480"/>
+      </w:pPr>
+    </w:lvl>
+    <w:lvl w:ilvl="6">
+      <w:numFmt w:val="bullet"/>
+      <w:lvlText w:val="•"/>
+      <w:lvlJc w:val="left"/>
+      <w:pPr>
+        <w:tabs>
+          <w:tab w:val="num" w:pos="4320"/>
+        </w:tabs>
+        <w:ind w:left="4800" w:hanging="480"/>
+      </w:pPr>
+    </w:lvl>
+    <w:lvl w:ilvl="7">
+      <w:numFmt w:val="bullet"/>
+      <w:lvlText w:val="–"/>
+      <w:lvlJc w:val="left"/>
+      <w:pPr>
+        <w:tabs>
+          <w:tab w:val="num" w:pos="5040"/>
+        </w:tabs>
+        <w:ind w:left="5520" w:hanging="480"/>
+      </w:pPr>
+    </w:lvl>
+    <w:lvl w:ilvl="8">
+      <w:numFmt w:val="bullet"/>
+      <w:lvlText w:val="•"/>
       <w:lvlJc w:val="left"/>
       <w:pPr>
         <w:tabs>
@@ -2417,6 +2556,39 @@
     <w:lvlOverride w:ilvl="8">
       <w:startOverride w:val="1"/>
     </w:lvlOverride>
+  </w:num>
+  <w:num w:numId="1003">
+    <w:abstractNumId w:val="99411"/>
+    <w:lvlOverride w:ilvl="0">
+      <w:startOverride w:val="1"/>
+    </w:lvlOverride>
+    <w:lvlOverride w:ilvl="1">
+      <w:startOverride w:val="1"/>
+    </w:lvlOverride>
+    <w:lvlOverride w:ilvl="2">
+      <w:startOverride w:val="1"/>
+    </w:lvlOverride>
+    <w:lvlOverride w:ilvl="3">
+      <w:startOverride w:val="1"/>
+    </w:lvlOverride>
+    <w:lvlOverride w:ilvl="4">
+      <w:startOverride w:val="1"/>
+    </w:lvlOverride>
+    <w:lvlOverride w:ilvl="5">
+      <w:startOverride w:val="1"/>
+    </w:lvlOverride>
+    <w:lvlOverride w:ilvl="6">
+      <w:startOverride w:val="1"/>
+    </w:lvlOverride>
+    <w:lvlOverride w:ilvl="7">
+      <w:startOverride w:val="1"/>
+    </w:lvlOverride>
+    <w:lvlOverride w:ilvl="8">
+      <w:startOverride w:val="1"/>
+    </w:lvlOverride>
+  </w:num>
+  <w:num w:numId="1004">
+    <w:abstractNumId w:val="991"/>
   </w:num>
 </w:numbering>
 </file>

--- a/downloads/teacher/05 Materials/Unit 05/Handouts/Handout 05.06 - Practice Cloth Guide.docx
+++ b/downloads/teacher/05 Materials/Unit 05/Handouts/Handout 05.06 - Practice Cloth Guide.docx
@@ -46,17 +46,6 @@
         <w:t xml:space="preserve">Word bank in other languages</w:t>
       </w:r>
       <w:bookmarkEnd w:id="21"/>
-    </w:p>
-    <w:p>
-      <w:pPr>
-        <w:pStyle w:val="FirstParagraph"/>
-      </w:pPr>
-      <w:r>
-        <w:rPr>
-          <w:rStyle w:val="TeacherNote"/>
-        </w:rPr>
-        <w:t xml:space="preserve">[Check with a native speaker before printing.]</w:t>
-      </w:r>
     </w:p>
     <w:tbl>
       <w:tblPr>
